--- a/testakten/versausgleich-haerte-bgh-schaefer-nuernberg/13_gesundheitliche_situation_ehemann.docx
+++ b/testakten/versausgleich-haerte-bgh-schaefer-nuernberg/13_gesundheitliche_situation_ehemann.docx
@@ -307,7 +307,7 @@
         <w:t>Erwerbsminderung</w:t>
       </w:r>
       <w:r>
-        <w:t xml:space="preserve"> im Sinne § 43 SGB VI ist nicht belegt.</w:t>
+        <w:t xml:space="preserve"> im Sinne Paragraf 43 SGB VI ist nicht belegt.</w:t>
       </w:r>
     </w:p>
     <w:p>
@@ -361,10 +361,10 @@
         <w:rPr>
           <w:b/>
         </w:rPr>
-        <w:t>nicht über § 27 VersAusglG</w:t>
+        <w:t>nicht über Paragraf 27 VersAusglG</w:t>
       </w:r>
       <w:r>
-        <w:t>, sondern allenfalls über die Vorschriften des Wertausgleichs nach der Scheidung (§ 23 VersAusglG) und der schuldrechtlichen Ausgleichsansprüche (§§ 20 ff. VersAusglG, §§ 23 ff. VersAusglG) zu adressieren.</w:t>
+        <w:t>, sondern allenfalls über die Vorschriften des Wertausgleichs nach der Scheidung (Paragraf 23 VersAusglG) und der schuldrechtlichen Ausgleichsansprüche (Paragrafen 20 ff. VersAusglG, Paragrafen 23 ff. VersAusglG) zu adressieren.</w:t>
       </w:r>
     </w:p>
     <w:p>
